--- a/Tests/OOXMLSwiftTests/Fixtures/mdocx/10b-table-3x3-with-formatting/table-3x3-with-formatting.normalized.docx
+++ b/Tests/OOXMLSwiftTests/Fixtures/mdocx/10b-table-3x3-with-formatting/table-3x3-with-formatting.normalized.docx
@@ -3,6 +3,11 @@
 <w:document xmlns:w="http://schemas.openxmlformats.org/wordprocessingml/2006/main" xmlns:w14="http://schemas.microsoft.com/office/word/2010/wordml" xmlns:r="http://schemas.openxmlformats.org/officeDocument/2006/relationships">
   <w:body>
     <w:tbl>
+      <w:tblGrid>
+        <w:gridCol/>
+        <w:gridCol/>
+        <w:gridCol/>
+      </w:tblGrid>
       <w:tr>
         <w:tc>
           <w:p>
@@ -13,7 +18,7 @@
               <w:rPr>
                 <w:b/>
               </w:rPr>
-              <w:t xml:space="preserve">H1</w:t>
+              <w:t>H1</w:t>
             </w:r>
           </w:p>
         </w:tc>
@@ -26,7 +31,7 @@
               <w:rPr>
                 <w:b/>
               </w:rPr>
-              <w:t xml:space="preserve">H2</w:t>
+              <w:t>H2</w:t>
             </w:r>
           </w:p>
         </w:tc>
@@ -39,7 +44,7 @@
               <w:rPr>
                 <w:b/>
               </w:rPr>
-              <w:t xml:space="preserve">H3</w:t>
+              <w:t>H3</w:t>
             </w:r>
           </w:p>
         </w:tc>
@@ -48,21 +53,21 @@
         <w:tc>
           <w:p>
             <w:r>
-              <w:t xml:space="preserve">r1c1</w:t>
+              <w:t>r1c1</w:t>
             </w:r>
           </w:p>
         </w:tc>
         <w:tc>
           <w:p>
             <w:r>
-              <w:t xml:space="preserve">r1c2</w:t>
+              <w:t>r1c2</w:t>
             </w:r>
           </w:p>
         </w:tc>
         <w:tc>
           <w:p>
             <w:r>
-              <w:t xml:space="preserve">r1c3</w:t>
+              <w:t>r1c3</w:t>
             </w:r>
           </w:p>
         </w:tc>
@@ -71,29 +76,38 @@
         <w:tc>
           <w:p>
             <w:r>
-              <w:t xml:space="preserve">r2c1</w:t>
+              <w:t>r2c1</w:t>
             </w:r>
           </w:p>
         </w:tc>
         <w:tc>
           <w:p>
             <w:r>
-              <w:t xml:space="preserve">r2c2</w:t>
+              <w:t>r2c2</w:t>
             </w:r>
           </w:p>
         </w:tc>
         <w:tc>
           <w:p>
             <w:r>
-              <w:t xml:space="preserve">r2c3</w:t>
+              <w:t>r2c3</w:t>
             </w:r>
           </w:p>
         </w:tc>
       </w:tr>
     </w:tbl>
-    <w:sectPr>
-      <w:pgSz w:w="12240" w:h="15840"/>
-    </w:sectPr>
+    <w:sectPr/>
   </w:body>
 </w:document>
+</file>
+
+<file path=word/styles.xml><?xml version="1.0" encoding="utf-8"?>
+<w:styles xmlns:w="http://schemas.openxmlformats.org/wordprocessingml/2006/main">
+  <w:style w:type="paragraph" w:styleId="TableHeader">
+    <w:name w:val="TableHeader"/>
+    <w:rPr>
+      <w:b/>
+    </w:rPr>
+  </w:style>
+</w:styles>
 </file>